--- a/PSE Riemann — GUIDE 0.3.0 INSTALL AND LIVE TEST.docx
+++ b/PSE Riemann — GUIDE 0.3.0 INSTALL AND LIVE TEST.docx
@@ -7,7 +7,7 @@
         <w:pStyle w:val="Heading1"/>
       </w:pPr>
       <w:r>
-        <w:t xml:space="preserve">PSE Riemann 0.3.0~rc1 — install and live test (for Andrej)</w:t>
+        <w:t xml:space="preserve">PSE Riemann 0.3.0~rc2 — installation and live test (for Andrej)</w:t>
       </w:r>
     </w:p>
     <w:p>
@@ -16,7 +16,7 @@
         <w:ind w:left="0"/>
       </w:pPr>
       <w:r>
-        <w:t xml:space="preserve">This guide is for you only and is not in the package. Follow it in order; every step has "what you should see" and a place for the result. Write the results into the table at the end (or just tell them to me).</w:t>
+        <w:t xml:space="preserve">This guide is only for you and does not go into the package. Follow it in order: every step has "what you should see", and you write the result in the table at the end (or just dictate it to me).</w:t>
       </w:r>
     </w:p>
     <w:p>
@@ -24,7 +24,7 @@
         <w:pStyle w:val="Heading1"/>
       </w:pPr>
       <w:r>
-        <w:t xml:space="preserve">0. What is in this release</w:t>
+        <w:t xml:space="preserve">0. What is new in rc2 (after your first live test)</w:t>
       </w:r>
     </w:p>
     <w:p>
@@ -37,17 +37,14 @@
         <w:spacing w:after="60"/>
       </w:pPr>
       <w:r>
-        <w:t xml:space="preserve">Every agent is a </w:t>
-      </w:r>
-      <w:r>
         <w:rPr>
           <w:b/>
           <w:bCs/>
         </w:rPr>
-        <w:t xml:space="preserve">PSE unit</w:t>
-      </w:r>
-      <w:r>
-        <w:t xml:space="preserve"> (θ, Doctor, Laboratory, vote weights).</w:t>
+        <w:t xml:space="preserve">Gemini 2.5 no longer cuts answers off.</w:t>
+      </w:r>
+      <w:r>
+        <w:t xml:space="preserve"> Thinking gets its own budget on top of the answer limit (rule 48 a).</w:t>
       </w:r>
     </w:p>
     <w:p>
@@ -64,60 +61,146 @@
           <w:b/>
           <w:bCs/>
         </w:rPr>
-        <w:t xml:space="preserve">Mission agent</w:t>
-      </w:r>
-      <w:r>
-        <w:t xml:space="preserve"> (talking about a mission), </w:t>
-      </w:r>
+        <w:t xml:space="preserve">A cut answer</w:t>
+      </w:r>
+      <w:r>
+        <w:t xml:space="preserve"> (any provider) gets one retry with twice the limit. If the second one is cut too, the app says so (48 b).</w:t>
+      </w:r>
+    </w:p>
+    <w:p>
+      <w:pPr>
+        <w:pStyle w:val="ListParagraph"/>
+        <w:numPr>
+          <w:ilvl w:val="0"/>
+          <w:numId w:val="2"/>
+        </w:numPr>
+        <w:spacing w:after="60"/>
+      </w:pPr>
       <w:r>
         <w:rPr>
           <w:b/>
           <w:bCs/>
         </w:rPr>
-        <w:t xml:space="preserve">"Awaiting your decision" in groups</w:t>
-      </w:r>
-      <w:r>
-        <w:t xml:space="preserve">, </w:t>
-      </w:r>
+        <w:t xml:space="preserve">The SHARED_LIB voice:</w:t>
+      </w:r>
+    </w:p>
+    <w:p>
+      <w:pPr>
+        <w:pStyle w:val="ListParagraph"/>
+        <w:numPr>
+          <w:ilvl w:val="0"/>
+          <w:numId w:val="2"/>
+        </w:numPr>
+        <w:spacing w:after="60"/>
+      </w:pPr>
+      <w:r>
+        <w:t xml:space="preserve">invalid SQL gets one more try with the error, then a plain sentence, never a raw "QueryRefused" (48 c);</w:t>
+      </w:r>
+    </w:p>
+    <w:p>
+      <w:pPr>
+        <w:pStyle w:val="ListParagraph"/>
+        <w:numPr>
+          <w:ilvl w:val="0"/>
+          <w:numId w:val="2"/>
+        </w:numPr>
+        <w:spacing w:after="60"/>
+      </w:pPr>
+      <w:r>
+        <w:t xml:space="preserve">mission names are links;</w:t>
+      </w:r>
+    </w:p>
+    <w:p>
+      <w:pPr>
+        <w:pStyle w:val="ListParagraph"/>
+        <w:numPr>
+          <w:ilvl w:val="0"/>
+          <w:numId w:val="2"/>
+        </w:numPr>
+        <w:spacing w:after="60"/>
+      </w:pPr>
+      <w:r>
+        <w:t xml:space="preserve">a question that asks for judgment gets a link "Talk about the mission: X" (47).</w:t>
+      </w:r>
+    </w:p>
+    <w:p>
+      <w:pPr>
+        <w:pStyle w:val="ListParagraph"/>
+        <w:numPr>
+          <w:ilvl w:val="0"/>
+          <w:numId w:val="2"/>
+        </w:numPr>
+        <w:spacing w:after="60"/>
+      </w:pPr>
       <w:r>
         <w:rPr>
           <w:b/>
           <w:bCs/>
         </w:rPr>
-        <w:t xml:space="preserve">SHARED_LIB talks like a person</w:t>
-      </w:r>
-      <w:r>
-        <w:t xml:space="preserve">, </w:t>
-      </w:r>
+        <w:t xml:space="preserve">The reader</w:t>
+      </w:r>
+      <w:r>
+        <w:t xml:space="preserve"> has a limit of 200 + the thinking budget. A cut JSON shows in the Laboratory as "reader cut off", not silently as "no reader" (48 d).</w:t>
+      </w:r>
+    </w:p>
+    <w:p>
+      <w:pPr>
+        <w:pStyle w:val="ListParagraph"/>
+        <w:numPr>
+          <w:ilvl w:val="0"/>
+          <w:numId w:val="2"/>
+        </w:numPr>
+        <w:spacing w:after="60"/>
+      </w:pPr>
       <w:r>
         <w:rPr>
           <w:b/>
           <w:bCs/>
         </w:rPr>
-        <w:t xml:space="preserve">translation on request</w:t>
-      </w:r>
-      <w:r>
-        <w:t xml:space="preserve">, </w:t>
-      </w:r>
+        <w:t xml:space="preserve">The Missions tab is a workspace</w:t>
+      </w:r>
+      <w:r>
+        <w:t xml:space="preserve"> (42): cards on the left, details, "Where you left off" and the memory upper right, the conversation lower right.</w:t>
+      </w:r>
+    </w:p>
+    <w:p>
+      <w:pPr>
+        <w:pStyle w:val="ListParagraph"/>
+        <w:numPr>
+          <w:ilvl w:val="0"/>
+          <w:numId w:val="2"/>
+        </w:numPr>
+        <w:spacing w:after="60"/>
+      </w:pPr>
       <w:r>
         <w:rPr>
           <w:b/>
           <w:bCs/>
         </w:rPr>
-        <w:t xml:space="preserve">menu bar</w:t>
-      </w:r>
-      <w:r>
-        <w:t xml:space="preserve">, </w:t>
-      </w:r>
+        <w:t xml:space="preserve">A click on a mission starts the agent at once</w:t>
+      </w:r>
+      <w:r>
+        <w:t xml:space="preserve"> (43). The agent reads the last choice of papers and the new papers (🆕), and "Give it to read…" hands it more (44).</w:t>
+      </w:r>
+    </w:p>
+    <w:p>
+      <w:pPr>
+        <w:pStyle w:val="ListParagraph"/>
+        <w:numPr>
+          <w:ilvl w:val="0"/>
+          <w:numId w:val="2"/>
+        </w:numPr>
+        <w:spacing w:after="60"/>
+      </w:pPr>
       <w:r>
         <w:rPr>
           <w:b/>
           <w:bCs/>
         </w:rPr>
-        <w:t xml:space="preserve">two packages</w:t>
-      </w:r>
-      <w:r>
-        <w:t xml:space="preserve"> (yours and the public one).</w:t>
+        <w:t xml:space="preserve">Mission memory</w:t>
+      </w:r>
+      <w:r>
+        <w:t xml:space="preserve"> (45–46): the agent proposes it at the end of a session, and you review and save it. It no longer reads the old conversation.</w:t>
       </w:r>
     </w:p>
     <w:p>
@@ -134,27 +217,17 @@
         <w:ind w:left="0"/>
       </w:pPr>
       <w:r>
-        <w:t xml:space="preserve">Package: </w:t>
+        <w:t xml:space="preserve">The package is </w:t>
       </w:r>
       <w:r>
         <w:rPr>
           <w:rFonts w:ascii="Consolas" w:cs="Consolas" w:eastAsia="Consolas" w:hAnsi="Consolas"/>
           <w:color w:val="6B4A12"/>
         </w:rPr>
-        <w:t xml:space="preserve">~/Desktop/PSE Riemann/pse-riemann-andrej_0.3.0~rc1_amd64.deb</w:t>
-      </w:r>
-      <w:r>
-        <w:t xml:space="preserve">. It replaces the old </w:t>
-      </w:r>
-      <w:r>
-        <w:rPr>
-          <w:rFonts w:ascii="Consolas" w:cs="Consolas" w:eastAsia="Consolas" w:hAnsi="Consolas"/>
-          <w:color w:val="6B4A12"/>
-        </w:rPr>
-        <w:t xml:space="preserve">pse-riemann</w:t>
-      </w:r>
-      <w:r>
-        <w:t xml:space="preserve"> (0.2.0~rc2) — your results in "PSE Riemann rezultati" stay.</w:t>
+        <w:t xml:space="preserve">~/Desktop/PSE Riemann/pse-riemann-andrej_0.3.0~rc2_amd64.deb</w:t>
+      </w:r>
+      <w:r>
+        <w:t xml:space="preserve">. It replaces rc1, and your results in "PSE Riemann rezultati" stay.</w:t>
       </w:r>
     </w:p>
     <w:p>
@@ -170,7 +243,7 @@
           <w:sz w:val="20"/>
           <w:szCs w:val="20"/>
         </w:rPr>
-        <w:t xml:space="preserve">sudo apt install "$HOME/Desktop/PSE Riemann/pse-riemann-andrej_0.3.0~rc1_amd64.deb"</w:t>
+        <w:t xml:space="preserve">sudo apt install "$HOME/Desktop/PSE Riemann/pse-riemann-andrej_0.3.0~rc2_amd64.deb"</w:t>
       </w:r>
     </w:p>
     <w:p>
@@ -211,9 +284,16 @@
         </w:rPr>
         <w:t xml:space="preserve">You should see:</w:t>
       </w:r>
-      <w:r>
-        <w:t xml:space="preserve"> at the end </w:t>
-      </w:r>
+    </w:p>
+    <w:p>
+      <w:pPr>
+        <w:pStyle w:val="ListParagraph"/>
+        <w:numPr>
+          <w:ilvl w:val="0"/>
+          <w:numId w:val="2"/>
+        </w:numPr>
+        <w:spacing w:after="60"/>
+      </w:pPr>
       <w:r>
         <w:rPr>
           <w:b/>
@@ -222,7 +302,33 @@
         <w:t xml:space="preserve">✅ SVE PROLAZI</w:t>
       </w:r>
       <w:r>
-        <w:t xml:space="preserve">, "Izdanje: andrej", "PSE: svaki agent je jedinica … 16 jedinica", "sva 4 izvučena paketa se reprodukuju".</w:t>
+        <w:t xml:space="preserve"> (all pass) at the end;</w:t>
+      </w:r>
+    </w:p>
+    <w:p>
+      <w:pPr>
+        <w:pStyle w:val="ListParagraph"/>
+        <w:numPr>
+          <w:ilvl w:val="0"/>
+          <w:numId w:val="2"/>
+        </w:numPr>
+        <w:spacing w:after="60"/>
+      </w:pPr>
+      <w:r>
+        <w:t xml:space="preserve">"Izdanje: andrej";</w:t>
+      </w:r>
+    </w:p>
+    <w:p>
+      <w:pPr>
+        <w:pStyle w:val="ListParagraph"/>
+        <w:numPr>
+          <w:ilvl w:val="0"/>
+          <w:numId w:val="2"/>
+        </w:numPr>
+        <w:spacing w:after="60"/>
+      </w:pPr>
+      <w:r>
+        <w:t xml:space="preserve">"PSE: svaki agent je jedinica …".</w:t>
       </w:r>
     </w:p>
     <w:p>
@@ -230,102 +336,26 @@
         <w:pStyle w:val="Heading1"/>
       </w:pPr>
       <w:r>
-        <w:t xml:space="preserve">2. First start</w:t>
-      </w:r>
-    </w:p>
-    <w:p>
-      <w:pPr>
-        <w:tabs>
-          <w:tab w:val="left" w:pos="460"/>
-        </w:tabs>
-        <w:spacing w:after="80"/>
-        <w:ind w:left="460" w:hanging="460"/>
-      </w:pPr>
-      <w:r>
-        <w:rPr>
-          <w:b/>
-          <w:bCs/>
-          <w:color w:val="B07A1E"/>
-        </w:rPr>
-        <w:t xml:space="preserve">1.	</w:t>
-      </w:r>
-      <w:r>
-        <w:t xml:space="preserve">Start it from the menu. </w:t>
+        <w:t xml:space="preserve">2. The live test, step by step</w:t>
+      </w:r>
+    </w:p>
+    <w:p>
+      <w:pPr>
+        <w:spacing w:after="100"/>
+        <w:ind w:left="0"/>
+      </w:pPr>
+      <w:r>
+        <w:t xml:space="preserve">Let the main AI be </w:t>
       </w:r>
       <w:r>
         <w:rPr>
           <w:b/>
           <w:bCs/>
         </w:rPr>
-        <w:t xml:space="preserve">Menu bar</w:t>
-      </w:r>
-      <w:r>
-        <w:t xml:space="preserve"> at the top: SHARED_LIB · Laboratory · Settings · Language · Help.</w:t>
-      </w:r>
-    </w:p>
-    <w:p>
-      <w:pPr>
-        <w:tabs>
-          <w:tab w:val="left" w:pos="460"/>
-        </w:tabs>
-        <w:spacing w:after="80"/>
-        <w:ind w:left="460" w:hanging="460"/>
-      </w:pPr>
-      <w:r>
-        <w:rPr>
-          <w:b/>
-          <w:bCs/>
-          <w:color w:val="B07A1E"/>
-        </w:rPr>
-        <w:t xml:space="preserve">2.	</w:t>
-      </w:r>
-      <w:r>
-        <w:t xml:space="preserve">Top bar: the </w:t>
-      </w:r>
-      <w:r>
-        <w:rPr>
-          <w:b/>
-          <w:bCs/>
-        </w:rPr>
-        <w:t xml:space="preserve">"swarm N · θ …"</w:t>
-      </w:r>
-      <w:r>
-        <w:t xml:space="preserve"> pill. Hover over it.</w:t>
-      </w:r>
-    </w:p>
-    <w:p>
-      <w:pPr>
-        <w:tabs>
-          <w:tab w:val="left" w:pos="460"/>
-        </w:tabs>
-        <w:spacing w:after="80"/>
-        <w:ind w:left="460" w:hanging="460"/>
-      </w:pPr>
-      <w:r>
-        <w:rPr>
-          <w:b/>
-          <w:bCs/>
-          <w:color w:val="B07A1E"/>
-        </w:rPr>
-        <w:t xml:space="preserve">3.	</w:t>
-      </w:r>
-      <w:r>
-        <w:rPr>
-          <w:b/>
-          <w:bCs/>
-        </w:rPr>
-        <w:t xml:space="preserve">Help → Guide</w:t>
-      </w:r>
-      <w:r>
-        <w:t xml:space="preserve"> — the complete guide with pictures; at the end the "Your missions" addendum.</w:t>
-      </w:r>
-    </w:p>
-    <w:p>
-      <w:pPr>
-        <w:pStyle w:val="Heading1"/>
-      </w:pPr>
-      <w:r>
-        <w:t xml:space="preserve">3. The live test, step by step</w:t>
+        <w:t xml:space="preserve">Gemini 2.5 Flash</w:t>
+      </w:r>
+      <w:r>
+        <w:t xml:space="preserve"> (that is where the problem was), and the skeptic/reader OpenRouter or GGUF, as in rc1.</w:t>
       </w:r>
     </w:p>
     <w:tbl>
@@ -507,7 +537,7 @@
                 <w:sz w:val="19"/>
                 <w:szCs w:val="19"/>
               </w:rPr>
-              <w:t xml:space="preserve">Settings: main = Claude, skeptic = DeepSeek (GGUF)</w:t>
+              <w:t xml:space="preserve">Chat, SHARED_LIB mode: "which missions do I have?"</w:t>
             </w:r>
           </w:p>
         </w:tc>
@@ -536,7 +566,23 @@
                 <w:sz w:val="19"/>
                 <w:szCs w:val="19"/>
               </w:rPr>
-              <w:t xml:space="preserve">both pills green/blue</w:t>
+              <w:t xml:space="preserve">sentences; mission names are </w:t>
+            </w:r>
+            <w:r>
+              <w:rPr>
+                <w:b/>
+                <w:bCs/>
+                <w:sz w:val="19"/>
+                <w:szCs w:val="19"/>
+              </w:rPr>
+              <w:t xml:space="preserve">links</w:t>
+            </w:r>
+            <w:r>
+              <w:rPr>
+                <w:sz w:val="19"/>
+                <w:szCs w:val="19"/>
+              </w:rPr>
+              <w:t xml:space="preserve">; a click opens the Missions tab on that mission</w:t>
             </w:r>
           </w:p>
         </w:tc>
@@ -601,7 +647,7 @@
                 <w:sz w:val="19"/>
                 <w:szCs w:val="19"/>
               </w:rPr>
-              <w:t xml:space="preserve">Chat, SHARED_LIB mode: "koje misije imam?"</w:t>
+              <w:t xml:space="preserve">Chat, SHARED_LIB mode: a free question (e.g. "how many cards have an arXiv source?")</w:t>
             </w:r>
           </w:p>
         </w:tc>
@@ -631,7 +677,7 @@
                 <w:sz w:val="19"/>
                 <w:szCs w:val="19"/>
               </w:rPr>
-              <w:t xml:space="preserve">sentences ("Imaš 3 misije…"), below them </w:t>
+              <w:t xml:space="preserve">an answer in sentences, </w:t>
             </w:r>
             <w:r>
               <w:rPr>
@@ -640,14 +686,14 @@
                 <w:sz w:val="19"/>
                 <w:szCs w:val="19"/>
               </w:rPr>
-              <w:t xml:space="preserve">▸ show where from</w:t>
-            </w:r>
-            <w:r>
-              <w:rPr>
-                <w:sz w:val="19"/>
-                <w:szCs w:val="19"/>
-              </w:rPr>
-              <w:t xml:space="preserve"> (SQL + rows)</w:t>
+              <w:t xml:space="preserve">not</w:t>
+            </w:r>
+            <w:r>
+              <w:rPr>
+                <w:sz w:val="19"/>
+                <w:szCs w:val="19"/>
+              </w:rPr>
+              <w:t xml:space="preserve"> "QueryRefused"; if it fails, a plain sentence, with the detail under "▸ show where from"</w:t>
             </w:r>
           </w:p>
         </w:tc>
@@ -710,7 +756,7 @@
                 <w:sz w:val="19"/>
                 <w:szCs w:val="19"/>
               </w:rPr>
-              <w:t xml:space="preserve">Chat, math mode: ask a real question about mission 1</w:t>
+              <w:t xml:space="preserve">Chat, SHARED_LIB mode: "What is the easiest next step for mission 1?"</w:t>
             </w:r>
           </w:p>
         </w:tc>
@@ -739,7 +785,7 @@
                 <w:sz w:val="19"/>
                 <w:szCs w:val="19"/>
               </w:rPr>
-              <w:t xml:space="preserve">an answer; a move of the chat unit in the Laboratory; </w:t>
+              <w:t xml:space="preserve">"the base does not answer that" + a link </w:t>
             </w:r>
             <w:r>
               <w:rPr>
@@ -748,14 +794,7 @@
                 <w:sz w:val="19"/>
                 <w:szCs w:val="19"/>
               </w:rPr>
-              <w:t xml:space="preserve">note how long it took</w:t>
-            </w:r>
-            <w:r>
-              <w:rPr>
-                <w:sz w:val="19"/>
-                <w:szCs w:val="19"/>
-              </w:rPr>
-              <w:t xml:space="preserve"> (with the reader)</w:t>
+              <w:t xml:space="preserve">"Talk about the mission: …"</w:t>
             </w:r>
           </w:p>
         </w:tc>
@@ -820,7 +859,37 @@
                 <w:sz w:val="19"/>
                 <w:szCs w:val="19"/>
               </w:rPr>
-              <w:t xml:space="preserve">Missions → </w:t>
+              <w:t xml:space="preserve">Chat, math mode: a long question</w:t>
+            </w:r>
+          </w:p>
+        </w:tc>
+        <w:tc>
+          <w:tcPr>
+            <w:tcW w:type="dxa" w:w="6789"/>
+            <w:tcBorders>
+              <w:top w:val="single" w:color="D9D4C7" w:sz="4"/>
+              <w:left w:val="single" w:color="D9D4C7" w:sz="4"/>
+              <w:bottom w:val="single" w:color="D9D4C7" w:sz="4"/>
+              <w:right w:val="single" w:color="D9D4C7" w:sz="4"/>
+            </w:tcBorders>
+            <w:shd w:fill="F4F1EA" w:color="auto" w:val="clear"/>
+            <w:tcMar>
+              <w:top w:type="dxa" w:w="60"/>
+              <w:left w:type="dxa" w:w="100"/>
+              <w:bottom w:type="dxa" w:w="60"/>
+              <w:right w:type="dxa" w:w="100"/>
+            </w:tcMar>
+          </w:tcPr>
+          <w:p>
+            <w:pPr>
+              <w:spacing w:after="0"/>
+            </w:pPr>
+            <w:r>
+              <w:rPr>
+                <w:sz w:val="19"/>
+                <w:szCs w:val="19"/>
+              </w:rPr>
+              <w:t xml:space="preserve">the answer </w:t>
             </w:r>
             <w:r>
               <w:rPr>
@@ -829,44 +898,14 @@
                 <w:sz w:val="19"/>
                 <w:szCs w:val="19"/>
               </w:rPr>
-              <w:t xml:space="preserve">Talk about the mission</w:t>
-            </w:r>
-            <w:r>
-              <w:rPr>
-                <w:sz w:val="19"/>
-                <w:szCs w:val="19"/>
-              </w:rPr>
-              <w:t xml:space="preserve"> → select all → Start</w:t>
-            </w:r>
-          </w:p>
-        </w:tc>
-        <w:tc>
-          <w:tcPr>
-            <w:tcW w:type="dxa" w:w="6789"/>
-            <w:tcBorders>
-              <w:top w:val="single" w:color="D9D4C7" w:sz="4"/>
-              <w:left w:val="single" w:color="D9D4C7" w:sz="4"/>
-              <w:bottom w:val="single" w:color="D9D4C7" w:sz="4"/>
-              <w:right w:val="single" w:color="D9D4C7" w:sz="4"/>
-            </w:tcBorders>
-            <w:shd w:fill="F4F1EA" w:color="auto" w:val="clear"/>
-            <w:tcMar>
-              <w:top w:type="dxa" w:w="60"/>
-              <w:left w:type="dxa" w:w="100"/>
-              <w:bottom w:type="dxa" w:w="60"/>
-              <w:right w:type="dxa" w:w="100"/>
-            </w:tcMar>
-          </w:tcPr>
-          <w:p>
-            <w:pPr>
-              <w:spacing w:after="0"/>
-            </w:pPr>
-            <w:r>
-              <w:rPr>
-                <w:sz w:val="19"/>
-                <w:szCs w:val="19"/>
-              </w:rPr>
-              <w:t xml:space="preserve">the agent says what it sees and asks ≤ 3 questions; the skeptic attacks replies with numbers</w:t>
+              <w:t xml:space="preserve">to the end</w:t>
+            </w:r>
+            <w:r>
+              <w:rPr>
+                <w:sz w:val="19"/>
+                <w:szCs w:val="19"/>
+              </w:rPr>
+              <w:t xml:space="preserve">, not cut mid-word; if it still is: "[answer cut off: …]"</w:t>
             </w:r>
           </w:p>
         </w:tc>
@@ -929,7 +968,36 @@
                 <w:sz w:val="19"/>
                 <w:szCs w:val="19"/>
               </w:rPr>
-              <w:t xml:space="preserve">Answer 2–3 times, then </w:t>
+              <w:t xml:space="preserve">Laboratory → choose the chat unit</w:t>
+            </w:r>
+          </w:p>
+        </w:tc>
+        <w:tc>
+          <w:tcPr>
+            <w:tcW w:type="dxa" w:w="6789"/>
+            <w:tcBorders>
+              <w:top w:val="single" w:color="D9D4C7" w:sz="4"/>
+              <w:left w:val="single" w:color="D9D4C7" w:sz="4"/>
+              <w:bottom w:val="single" w:color="D9D4C7" w:sz="4"/>
+              <w:right w:val="single" w:color="D9D4C7" w:sz="4"/>
+            </w:tcBorders>
+            <w:tcMar>
+              <w:top w:type="dxa" w:w="60"/>
+              <w:left w:type="dxa" w:w="100"/>
+              <w:bottom w:type="dxa" w:w="60"/>
+              <w:right w:type="dxa" w:w="100"/>
+            </w:tcMar>
+          </w:tcPr>
+          <w:p>
+            <w:pPr>
+              <w:spacing w:after="0"/>
+            </w:pPr>
+            <w:r>
+              <w:rPr>
+                <w:sz w:val="19"/>
+                <w:szCs w:val="19"/>
+              </w:rPr>
+              <w:t xml:space="preserve">the line </w:t>
             </w:r>
             <w:r>
               <w:rPr>
@@ -938,36 +1006,23 @@
                 <w:sz w:val="19"/>
                 <w:szCs w:val="19"/>
               </w:rPr>
-              <w:t xml:space="preserve">Compose conclusion</w:t>
-            </w:r>
-          </w:p>
-        </w:tc>
-        <w:tc>
-          <w:tcPr>
-            <w:tcW w:type="dxa" w:w="6789"/>
-            <w:tcBorders>
-              <w:top w:val="single" w:color="D9D4C7" w:sz="4"/>
-              <w:left w:val="single" w:color="D9D4C7" w:sz="4"/>
-              <w:bottom w:val="single" w:color="D9D4C7" w:sz="4"/>
-              <w:right w:val="single" w:color="D9D4C7" w:sz="4"/>
-            </w:tcBorders>
-            <w:tcMar>
-              <w:top w:type="dxa" w:w="60"/>
-              <w:left w:type="dxa" w:w="100"/>
-              <w:bottom w:type="dxa" w:w="60"/>
-              <w:right w:type="dxa" w:w="100"/>
-            </w:tcMar>
-          </w:tcPr>
-          <w:p>
-            <w:pPr>
-              <w:spacing w:after="0"/>
-            </w:pPr>
-            <w:r>
-              <w:rPr>
-                <w:sz w:val="19"/>
-                <w:szCs w:val="19"/>
-              </w:rPr>
-              <w:t xml:space="preserve">proposals as separate items in "Awaiting your decision", grouped under the mission</w:t>
+              <w:t xml:space="preserve">"Reader (last move)"</w:t>
+            </w:r>
+            <w:r>
+              <w:rPr>
+                <w:sz w:val="19"/>
+                <w:szCs w:val="19"/>
+              </w:rPr>
+              <w:t xml:space="preserve">: write down how many of the last 30 were </w:t>
+            </w:r>
+            <w:r>
+              <w:rPr>
+                <w:b/>
+                <w:bCs/>
+                <w:sz w:val="19"/>
+                <w:szCs w:val="19"/>
+              </w:rPr>
+              <w:t xml:space="preserve">cut</w:t>
             </w:r>
           </w:p>
         </w:tc>
@@ -1032,7 +1087,16 @@
                 <w:sz w:val="19"/>
                 <w:szCs w:val="19"/>
               </w:rPr>
-              <w:t xml:space="preserve">"Awaiting your decision": tick a few papers → Approve selected</w:t>
+              <w:t xml:space="preserve">Missions → </w:t>
+            </w:r>
+            <w:r>
+              <w:rPr>
+                <w:b/>
+                <w:bCs/>
+                <w:sz w:val="19"/>
+                <w:szCs w:val="19"/>
+              </w:rPr>
+              <w:t xml:space="preserve">click mission 1</w:t>
             </w:r>
           </w:p>
         </w:tc>
@@ -1062,7 +1126,7 @@
                 <w:sz w:val="19"/>
                 <w:szCs w:val="19"/>
               </w:rPr>
-              <w:t xml:space="preserve">the question "Approve N items?"; the Doctor's measures are not ticked in bulk</w:t>
+              <w:t xml:space="preserve">the agent writes the first message itself (what it sees, where you stopped, ≤ 3 questions); the first time it reads all papers</w:t>
             </w:r>
           </w:p>
         </w:tc>
@@ -1125,16 +1189,7 @@
                 <w:sz w:val="19"/>
                 <w:szCs w:val="19"/>
               </w:rPr>
-              <w:t xml:space="preserve">Right click on any text → </w:t>
-            </w:r>
-            <w:r>
-              <w:rPr>
-                <w:b/>
-                <w:bCs/>
-                <w:sz w:val="19"/>
-                <w:szCs w:val="19"/>
-              </w:rPr>
-              <w:t xml:space="preserve">Translate to English</w:t>
+              <w:t xml:space="preserve">The strip "N of M papers chosen ▾" → untick a couple, fold the strip</w:t>
             </w:r>
           </w:p>
         </w:tc>
@@ -1163,7 +1218,7 @@
                 <w:sz w:val="19"/>
                 <w:szCs w:val="19"/>
               </w:rPr>
-              <w:t xml:space="preserve">the translation labelled "machine translation (model, date)"; Show original brings it back</w:t>
+              <w:t xml:space="preserve">"Papers chosen: …" in the conversation; the agent reads the new choice</w:t>
             </w:r>
           </w:p>
         </w:tc>
@@ -1228,7 +1283,7 @@
                 <w:sz w:val="19"/>
                 <w:szCs w:val="19"/>
               </w:rPr>
-              <w:t xml:space="preserve">Editor: open a note → right click → Translate</w:t>
+              <w:t xml:space="preserve">"Give it to read…" → Full text of an arXiv paper</w:t>
             </w:r>
           </w:p>
         </w:tc>
@@ -1258,16 +1313,7 @@
                 <w:sz w:val="19"/>
                 <w:szCs w:val="19"/>
               </w:rPr>
-              <w:t xml:space="preserve">the translation in the preview; beside the file </w:t>
-            </w:r>
-            <w:r>
-              <w:rPr>
-                <w:rFonts w:ascii="Consolas" w:cs="Consolas" w:eastAsia="Consolas" w:hAnsi="Consolas"/>
-                <w:color w:val="6B4A12"/>
-                <w:sz w:val="19"/>
-                <w:szCs w:val="19"/>
-              </w:rPr>
-              <w:t xml:space="preserve">….en-masinski.md</w:t>
+              <w:t xml:space="preserve">"Given…"/"Loaded the full text…" in the conversation</w:t>
             </w:r>
           </w:p>
         </w:tc>
@@ -1327,19 +1373,19 @@
             </w:pPr>
             <w:r>
               <w:rPr>
+                <w:sz w:val="19"/>
+                <w:szCs w:val="19"/>
+              </w:rPr>
+              <w:t xml:space="preserve">Talk 2–3 moves, then </w:t>
+            </w:r>
+            <w:r>
+              <w:rPr>
                 <w:b/>
                 <w:bCs/>
                 <w:sz w:val="19"/>
                 <w:szCs w:val="19"/>
               </w:rPr>
-              <w:t xml:space="preserve">Laboratory</w:t>
-            </w:r>
-            <w:r>
-              <w:rPr>
-                <w:sz w:val="19"/>
-                <w:szCs w:val="19"/>
-              </w:rPr>
-              <w:t xml:space="preserve"> (first time in the session)</w:t>
+              <w:t xml:space="preserve">End the conversation</w:t>
             </w:r>
           </w:p>
         </w:tc>
@@ -1363,6 +1409,13 @@
             <w:pPr>
               <w:spacing w:after="0"/>
             </w:pPr>
+            <w:r>
+              <w:rPr>
+                <w:sz w:val="19"/>
+                <w:szCs w:val="19"/>
+              </w:rPr>
+              <w:t xml:space="preserve">within seconds, upper right: </w:t>
+            </w:r>
             <w:r>
               <w:rPr>
                 <w:b/>
@@ -1370,14 +1423,14 @@
                 <w:sz w:val="19"/>
                 <w:szCs w:val="19"/>
               </w:rPr>
-              <w:t xml:space="preserve">3 s beep</w:t>
-            </w:r>
-            <w:r>
-              <w:rPr>
-                <w:sz w:val="19"/>
-                <w:szCs w:val="19"/>
-              </w:rPr>
-              <w:t xml:space="preserve"> + red banner; table of units</w:t>
+              <w:t xml:space="preserve">Mission memory · unreviewed</w:t>
+            </w:r>
+            <w:r>
+              <w:rPr>
+                <w:sz w:val="19"/>
+                <w:szCs w:val="19"/>
+              </w:rPr>
+              <w:t xml:space="preserve"> with items</w:t>
             </w:r>
           </w:p>
         </w:tc>
@@ -1442,7 +1495,16 @@
                 <w:sz w:val="19"/>
                 <w:szCs w:val="19"/>
               </w:rPr>
-              <w:t xml:space="preserve">Laboratory: New test unit → Test move: unchecked</w:t>
+              <w:t xml:space="preserve">Untick one item, double-click to correct another, </w:t>
+            </w:r>
+            <w:r>
+              <w:rPr>
+                <w:b/>
+                <w:bCs/>
+                <w:sz w:val="19"/>
+                <w:szCs w:val="19"/>
+              </w:rPr>
+              <w:t xml:space="preserve">Save the memory</w:t>
             </w:r>
           </w:p>
         </w:tc>
@@ -1472,7 +1534,7 @@
                 <w:sz w:val="19"/>
                 <w:szCs w:val="19"/>
               </w:rPr>
-              <w:t xml:space="preserve">Doctor → a measure in "Awaiting your decision" (one by one)</w:t>
+              <w:t xml:space="preserve">"reviewed"; the items as you left them</w:t>
             </w:r>
           </w:p>
         </w:tc>
@@ -1535,7 +1597,7 @@
                 <w:sz w:val="19"/>
                 <w:szCs w:val="19"/>
               </w:rPr>
-              <w:t xml:space="preserve">SHARED_LIB → Swarm state</w:t>
+              <w:t xml:space="preserve">Click mission 1 again</w:t>
             </w:r>
           </w:p>
         </w:tc>
@@ -1564,7 +1626,7 @@
                 <w:sz w:val="19"/>
                 <w:szCs w:val="19"/>
               </w:rPr>
-              <w:t xml:space="preserve">a table of all units</w:t>
+              <w:t xml:space="preserve">the agent starts from the memory ("last time we…"), not from the old conversation; papers = last choice + 🆕 new</w:t>
             </w:r>
           </w:p>
         </w:tc>
@@ -1629,7 +1691,7 @@
                 <w:sz w:val="19"/>
                 <w:szCs w:val="19"/>
               </w:rPr>
-              <w:t xml:space="preserve">SHARED_LIB → Vote weights → Propose now</w:t>
+              <w:t xml:space="preserve">Talk about mission 2, then click mission 3 (without "End")</w:t>
             </w:r>
           </w:p>
         </w:tc>
@@ -1659,7 +1721,7 @@
                 <w:sz w:val="19"/>
                 <w:szCs w:val="19"/>
               </w:rPr>
-              <w:t xml:space="preserve">"Not enough data: n/200" (expected)</w:t>
+              <w:t xml:space="preserve">mission 2 gets an "unreviewed" memory (switching missions)</w:t>
             </w:r>
           </w:p>
         </w:tc>
@@ -1722,7 +1784,7 @@
                 <w:sz w:val="19"/>
                 <w:szCs w:val="19"/>
               </w:rPr>
-              <w:t xml:space="preserve">Language → English (restart)</w:t>
+              <w:t xml:space="preserve">Drag the border between the upper and the lower part</w:t>
             </w:r>
           </w:p>
         </w:tc>
@@ -1751,7 +1813,7 @@
                 <w:sz w:val="19"/>
                 <w:szCs w:val="19"/>
               </w:rPr>
-              <w:t xml:space="preserve">the whole interface in English; content (missions) stays original</w:t>
+              <w:t xml:space="preserve">both parts change; the conversation input always visible</w:t>
             </w:r>
           </w:p>
         </w:tc>
@@ -1816,6 +1878,193 @@
                 <w:sz w:val="19"/>
                 <w:szCs w:val="19"/>
               </w:rPr>
+              <w:t xml:space="preserve">Close the app mid-conversation</w:t>
+            </w:r>
+          </w:p>
+        </w:tc>
+        <w:tc>
+          <w:tcPr>
+            <w:tcW w:type="dxa" w:w="6789"/>
+            <w:tcBorders>
+              <w:top w:val="single" w:color="D9D4C7" w:sz="4"/>
+              <w:left w:val="single" w:color="D9D4C7" w:sz="4"/>
+              <w:bottom w:val="single" w:color="D9D4C7" w:sz="4"/>
+              <w:right w:val="single" w:color="D9D4C7" w:sz="4"/>
+            </w:tcBorders>
+            <w:shd w:fill="F4F1EA" w:color="auto" w:val="clear"/>
+            <w:tcMar>
+              <w:top w:type="dxa" w:w="60"/>
+              <w:left w:type="dxa" w:w="100"/>
+              <w:bottom w:type="dxa" w:w="60"/>
+              <w:right w:type="dxa" w:w="100"/>
+            </w:tcMar>
+          </w:tcPr>
+          <w:p>
+            <w:pPr>
+              <w:spacing w:after="0"/>
+            </w:pPr>
+            <w:r>
+              <w:rPr>
+                <w:sz w:val="19"/>
+                <w:szCs w:val="19"/>
+              </w:rPr>
+              <w:t xml:space="preserve">status line "The mission agent is proposing the session's memory…", then it closes (at most ~30 s)</w:t>
+            </w:r>
+          </w:p>
+        </w:tc>
+      </w:tr>
+      <w:tr>
+        <w:trPr>
+          <w:tblHeader w:val="off"/>
+        </w:trPr>
+        <w:tc>
+          <w:tcPr>
+            <w:tcW w:type="dxa" w:w="678"/>
+            <w:tcBorders>
+              <w:top w:val="single" w:color="D9D4C7" w:sz="4"/>
+              <w:left w:val="single" w:color="D9D4C7" w:sz="4"/>
+              <w:bottom w:val="single" w:color="D9D4C7" w:sz="4"/>
+              <w:right w:val="single" w:color="D9D4C7" w:sz="4"/>
+            </w:tcBorders>
+            <w:tcMar>
+              <w:top w:type="dxa" w:w="60"/>
+              <w:left w:type="dxa" w:w="100"/>
+              <w:bottom w:type="dxa" w:w="60"/>
+              <w:right w:type="dxa" w:w="100"/>
+            </w:tcMar>
+          </w:tcPr>
+          <w:p>
+            <w:pPr>
+              <w:spacing w:after="0"/>
+            </w:pPr>
+            <w:r>
+              <w:rPr>
+                <w:sz w:val="19"/>
+                <w:szCs w:val="19"/>
+              </w:rPr>
+              <w:t xml:space="preserve">15</w:t>
+            </w:r>
+          </w:p>
+        </w:tc>
+        <w:tc>
+          <w:tcPr>
+            <w:tcW w:type="dxa" w:w="2171"/>
+            <w:tcBorders>
+              <w:top w:val="single" w:color="D9D4C7" w:sz="4"/>
+              <w:left w:val="single" w:color="D9D4C7" w:sz="4"/>
+              <w:bottom w:val="single" w:color="D9D4C7" w:sz="4"/>
+              <w:right w:val="single" w:color="D9D4C7" w:sz="4"/>
+            </w:tcBorders>
+            <w:tcMar>
+              <w:top w:type="dxa" w:w="60"/>
+              <w:left w:type="dxa" w:w="100"/>
+              <w:bottom w:type="dxa" w:w="60"/>
+              <w:right w:type="dxa" w:w="100"/>
+            </w:tcMar>
+          </w:tcPr>
+          <w:p>
+            <w:pPr>
+              <w:spacing w:after="0"/>
+            </w:pPr>
+            <w:r>
+              <w:rPr>
+                <w:sz w:val="19"/>
+                <w:szCs w:val="19"/>
+              </w:rPr>
+              <w:t xml:space="preserve">On the Acer (1366 pixels)</w:t>
+            </w:r>
+          </w:p>
+        </w:tc>
+        <w:tc>
+          <w:tcPr>
+            <w:tcW w:type="dxa" w:w="6789"/>
+            <w:tcBorders>
+              <w:top w:val="single" w:color="D9D4C7" w:sz="4"/>
+              <w:left w:val="single" w:color="D9D4C7" w:sz="4"/>
+              <w:bottom w:val="single" w:color="D9D4C7" w:sz="4"/>
+              <w:right w:val="single" w:color="D9D4C7" w:sz="4"/>
+            </w:tcBorders>
+            <w:tcMar>
+              <w:top w:type="dxa" w:w="60"/>
+              <w:left w:type="dxa" w:w="100"/>
+              <w:bottom w:type="dxa" w:w="60"/>
+              <w:right w:type="dxa" w:w="100"/>
+            </w:tcMar>
+          </w:tcPr>
+          <w:p>
+            <w:pPr>
+              <w:spacing w:after="0"/>
+            </w:pPr>
+            <w:r>
+              <w:rPr>
+                <w:sz w:val="19"/>
+                <w:szCs w:val="19"/>
+              </w:rPr>
+              <w:t xml:space="preserve">the workspace fits; nothing important off screen</w:t>
+            </w:r>
+          </w:p>
+        </w:tc>
+      </w:tr>
+      <w:tr>
+        <w:trPr>
+          <w:tblHeader w:val="off"/>
+        </w:trPr>
+        <w:tc>
+          <w:tcPr>
+            <w:tcW w:type="dxa" w:w="678"/>
+            <w:tcBorders>
+              <w:top w:val="single" w:color="D9D4C7" w:sz="4"/>
+              <w:left w:val="single" w:color="D9D4C7" w:sz="4"/>
+              <w:bottom w:val="single" w:color="D9D4C7" w:sz="4"/>
+              <w:right w:val="single" w:color="D9D4C7" w:sz="4"/>
+            </w:tcBorders>
+            <w:shd w:fill="F4F1EA" w:color="auto" w:val="clear"/>
+            <w:tcMar>
+              <w:top w:type="dxa" w:w="60"/>
+              <w:left w:type="dxa" w:w="100"/>
+              <w:bottom w:type="dxa" w:w="60"/>
+              <w:right w:type="dxa" w:w="100"/>
+            </w:tcMar>
+          </w:tcPr>
+          <w:p>
+            <w:pPr>
+              <w:spacing w:after="0"/>
+            </w:pPr>
+            <w:r>
+              <w:rPr>
+                <w:sz w:val="19"/>
+                <w:szCs w:val="19"/>
+              </w:rPr>
+              <w:t xml:space="preserve">16</w:t>
+            </w:r>
+          </w:p>
+        </w:tc>
+        <w:tc>
+          <w:tcPr>
+            <w:tcW w:type="dxa" w:w="2171"/>
+            <w:tcBorders>
+              <w:top w:val="single" w:color="D9D4C7" w:sz="4"/>
+              <w:left w:val="single" w:color="D9D4C7" w:sz="4"/>
+              <w:bottom w:val="single" w:color="D9D4C7" w:sz="4"/>
+              <w:right w:val="single" w:color="D9D4C7" w:sz="4"/>
+            </w:tcBorders>
+            <w:shd w:fill="F4F1EA" w:color="auto" w:val="clear"/>
+            <w:tcMar>
+              <w:top w:type="dxa" w:w="60"/>
+              <w:left w:type="dxa" w:w="100"/>
+              <w:bottom w:type="dxa" w:w="60"/>
+              <w:right w:type="dxa" w:w="100"/>
+            </w:tcMar>
+          </w:tcPr>
+          <w:p>
+            <w:pPr>
+              <w:spacing w:after="0"/>
+            </w:pPr>
+            <w:r>
+              <w:rPr>
+                <w:sz w:val="19"/>
+                <w:szCs w:val="19"/>
+              </w:rPr>
               <w:t xml:space="preserve">Work normally for </w:t>
             </w:r>
             <w:r>
@@ -1857,7 +2106,7 @@
                 <w:sz w:val="19"/>
                 <w:szCs w:val="19"/>
               </w:rPr>
-              <w:t xml:space="preserve">note how many Doctor's measures arrived</w:t>
+              <w:t xml:space="preserve">write down how many Doctor's measures arrived</w:t>
             </w:r>
           </w:p>
         </w:tc>
@@ -1873,7 +2122,7 @@
         <w:pStyle w:val="Heading1"/>
       </w:pPr>
       <w:r>
-        <w:t xml:space="preserve">4. Calibration — what matters most to me</w:t>
+        <w:t xml:space="preserve">3. Calibration (left over from rc1)</w:t>
       </w:r>
     </w:p>
     <w:p>
@@ -1882,7 +2131,7 @@
         <w:ind w:left="0"/>
       </w:pPr>
       <w:r>
-        <w:t xml:space="preserve">θ is currently measured </w:t>
+        <w:t xml:space="preserve">θ is still read </w:t>
       </w:r>
       <w:r>
         <w:rPr>
@@ -1892,7 +2141,7 @@
         <w:t xml:space="preserve">literally per move</w:t>
       </w:r>
       <w:r>
-        <w:t xml:space="preserve"> (agreement, rule 40). Note:</w:t>
+        <w:t xml:space="preserve"> (rule 40). Write down:</w:t>
       </w:r>
     </w:p>
     <w:p>
@@ -1912,7 +2161,7 @@
         <w:t xml:space="preserve">Doctor's measures in 1 hour of work:</w:t>
       </w:r>
       <w:r>
-        <w:t xml:space="preserve"> ___ (which units, which triggers — see Laboratory → Doctor's journal)</w:t>
+        <w:t xml:space="preserve"> ___ (which units, which triggers — Laboratory → Doctor's log)</w:t>
       </w:r>
     </w:p>
     <w:p>
@@ -1945,7 +2194,35 @@
         <w:spacing w:after="60"/>
       </w:pPr>
       <w:r>
+        <w:rPr>
+          <w:b/>
+          <w:bCs/>
+        </w:rPr>
+        <w:t xml:space="preserve">Reader cut off</w:t>
+      </w:r>
+      <w:r>
+        <w:t xml:space="preserve"> (step 5): ___ of 30</w:t>
+      </w:r>
+    </w:p>
+    <w:p>
+      <w:pPr>
+        <w:pStyle w:val="ListParagraph"/>
+        <w:numPr>
+          <w:ilvl w:val="0"/>
+          <w:numId w:val="2"/>
+        </w:numPr>
+        <w:spacing w:after="60"/>
+      </w:pPr>
+      <w:r>
         <w:t xml:space="preserve">Did the measures make sense? ___</w:t>
+      </w:r>
+    </w:p>
+    <w:p>
+      <w:pPr>
+        <w:pStyle w:val="Heading1"/>
+      </w:pPr>
+      <w:r>
+        <w:t xml:space="preserve">4. The public package (optional)</w:t>
       </w:r>
     </w:p>
     <w:p>
@@ -1953,18 +2230,15 @@
         <w:spacing w:after="100"/>
         <w:ind w:left="0"/>
       </w:pPr>
-      <w:r>
-        <w:t xml:space="preserve">If there are too many measures: the options are a moving average of θ (λ = 0.2) or a larger amplitude (see </w:t>
-      </w:r>
       <w:r>
         <w:rPr>
           <w:rFonts w:ascii="Consolas" w:cs="Consolas" w:eastAsia="Consolas" w:hAnsi="Consolas"/>
           <w:color w:val="6B4A12"/>
         </w:rPr>
-        <w:t xml:space="preserve">docs/ZA-ANDREJA.md</w:t>
-      </w:r>
-      <w:r>
-        <w:t xml:space="preserve">).</w:t>
+        <w:t xml:space="preserve">pse-riemann_0.3.0~rc2_amd64.deb</w:t>
+      </w:r>
+      <w:r>
+        <w:t xml:space="preserve"> is for other people: empty missions, an empty vault and "+ New mission". Do not install it over yours; try it on another computer or in a virtual machine.</w:t>
       </w:r>
     </w:p>
     <w:p>
@@ -1972,31 +2246,7 @@
         <w:pStyle w:val="Heading1"/>
       </w:pPr>
       <w:r>
-        <w:t xml:space="preserve">5. The public package (check, optional)</w:t>
-      </w:r>
-    </w:p>
-    <w:p>
-      <w:pPr>
-        <w:spacing w:after="100"/>
-        <w:ind w:left="0"/>
-      </w:pPr>
-      <w:r>
-        <w:rPr>
-          <w:rFonts w:ascii="Consolas" w:cs="Consolas" w:eastAsia="Consolas" w:hAnsi="Consolas"/>
-          <w:color w:val="6B4A12"/>
-        </w:rPr>
-        <w:t xml:space="preserve">pse-riemann_0.3.0~rc1_amd64.deb</w:t>
-      </w:r>
-      <w:r>
-        <w:t xml:space="preserve"> is for other people: empty missions, empty vault, "New mission…". Do not install it over yours (it would replace yours); to see it, try another computer or a virtual machine.</w:t>
-      </w:r>
-    </w:p>
-    <w:p>
-      <w:pPr>
-        <w:pStyle w:val="Heading1"/>
-      </w:pPr>
-      <w:r>
-        <w:t xml:space="preserve">6. Results</w:t>
+        <w:t xml:space="preserve">5. Results</w:t>
       </w:r>
     </w:p>
     <w:tbl>
@@ -2149,7 +2399,7 @@
                 <w:sz w:val="19"/>
                 <w:szCs w:val="19"/>
               </w:rPr>
-              <w:t xml:space="preserve">1–14</w:t>
+              <w:t xml:space="preserve">1–16</w:t>
             </w:r>
           </w:p>
         </w:tc>
@@ -2319,7 +2569,7 @@
         <w:ind w:left="0"/>
       </w:pPr>
       <w:r>
-        <w:t xml:space="preserve">When you are done: tell me the results and whether to push the local commits (list in </w:t>
+        <w:t xml:space="preserve">When you are done, tell me the results. Before that (or then) say "push" so I send the local commits, and "merge into main" only when everything is fine (</w:t>
       </w:r>
       <w:r>
         <w:rPr>
@@ -2392,7 +2642,7 @@
         <w:sz w:val="16"/>
         <w:szCs w:val="16"/>
       </w:rPr>
-      <w:t xml:space="preserve">PSE Riemann 0.3.0~rc1 — install and live test (for Andrej) · strana </w:t>
+      <w:t xml:space="preserve">PSE Riemann 0.3.0~rc2 — installation and live test (for Andrej) · strana </w:t>
     </w:r>
     <w:r>
       <w:rPr>
